--- a/EJERCICIOS/EJERCICIO 08. PRACTICA CON MAILCHIMP.docx
+++ b/EJERCICIOS/EJERCICIO 08. PRACTICA CON MAILCHIMP.docx
@@ -67,6 +67,9 @@
     <w:p/>
     <w:p>
       <w:r>
+        <w:rPr>
+          <w:noProof/>
+        </w:rPr>
         <w:drawing>
           <wp:inline distT="0" distB="0" distL="0" distR="0" wp14:anchorId="2874C3D3" wp14:editId="72EFF684">
             <wp:extent cx="5400040" cy="2020570"/>
@@ -116,10 +119,219 @@
         <w:t>Empezamos prueba gratis…</w:t>
       </w:r>
     </w:p>
+    <w:p>
+      <w:r>
+        <w:br w:type="page"/>
+      </w:r>
+      <w:r>
+        <w:lastRenderedPageBreak/>
+        <w:br w:type="page"/>
+      </w:r>
+    </w:p>
+    <w:p>
+      <w:r>
+        <w:lastRenderedPageBreak/>
+        <w:t>Este proceso se enseñará en clase.</w:t>
+      </w:r>
+    </w:p>
+    <w:p>
+      <w:pPr>
+        <w:pStyle w:val="Prrafodelista"/>
+        <w:numPr>
+          <w:ilvl w:val="0"/>
+          <w:numId w:val="56"/>
+        </w:numPr>
+      </w:pPr>
+      <w:r>
+        <w:t>Creamos la cuenta gratuita</w:t>
+      </w:r>
+    </w:p>
+    <w:p>
+      <w:pPr>
+        <w:pStyle w:val="Prrafodelista"/>
+        <w:numPr>
+          <w:ilvl w:val="0"/>
+          <w:numId w:val="56"/>
+        </w:numPr>
+      </w:pPr>
+      <w:r>
+        <w:t>La configuramos</w:t>
+      </w:r>
+    </w:p>
+    <w:p>
+      <w:pPr>
+        <w:pStyle w:val="Prrafodelista"/>
+        <w:numPr>
+          <w:ilvl w:val="0"/>
+          <w:numId w:val="56"/>
+        </w:numPr>
+      </w:pPr>
+      <w:r>
+        <w:t>Creamos una Base de Datos de Contactos</w:t>
+      </w:r>
+    </w:p>
+    <w:p>
+      <w:pPr>
+        <w:pStyle w:val="Prrafodelista"/>
+        <w:numPr>
+          <w:ilvl w:val="0"/>
+          <w:numId w:val="56"/>
+        </w:numPr>
+      </w:pPr>
+      <w:r>
+        <w:t>Creamos el primer correo</w:t>
+      </w:r>
+    </w:p>
+    <w:p/>
+    <w:p>
+      <w:r>
+        <w:drawing>
+          <wp:inline distT="0" distB="0" distL="0" distR="0" wp14:anchorId="42CBA0D7" wp14:editId="007BC220">
+            <wp:extent cx="5400040" cy="2465070"/>
+            <wp:effectExtent l="0" t="0" r="0" b="0"/>
+            <wp:docPr id="2" name="Imagen 2"/>
+            <wp:cNvGraphicFramePr>
+              <a:graphicFrameLocks xmlns:a="http://schemas.openxmlformats.org/drawingml/2006/main" noChangeAspect="1"/>
+            </wp:cNvGraphicFramePr>
+            <a:graphic xmlns:a="http://schemas.openxmlformats.org/drawingml/2006/main">
+              <a:graphicData uri="http://schemas.openxmlformats.org/drawingml/2006/picture">
+                <pic:pic xmlns:pic="http://schemas.openxmlformats.org/drawingml/2006/picture">
+                  <pic:nvPicPr>
+                    <pic:cNvPr id="1" name=""/>
+                    <pic:cNvPicPr/>
+                  </pic:nvPicPr>
+                  <pic:blipFill>
+                    <a:blip r:embed="rId10"/>
+                    <a:stretch>
+                      <a:fillRect/>
+                    </a:stretch>
+                  </pic:blipFill>
+                  <pic:spPr>
+                    <a:xfrm>
+                      <a:off x="0" y="0"/>
+                      <a:ext cx="5400040" cy="2465070"/>
+                    </a:xfrm>
+                    <a:prstGeom prst="rect">
+                      <a:avLst/>
+                    </a:prstGeom>
+                  </pic:spPr>
+                </pic:pic>
+              </a:graphicData>
+            </a:graphic>
+          </wp:inline>
+        </w:drawing>
+      </w:r>
+    </w:p>
+    <w:p>
+      <w:r>
+        <w:br w:type="page"/>
+      </w:r>
+    </w:p>
+    <w:p>
+      <w:pPr>
+        <w:pStyle w:val="Ttulo2"/>
+      </w:pPr>
+      <w:r>
+        <w:lastRenderedPageBreak/>
+        <w:t>PROPUESTA DE TAREAS AL ALUMNO/ALUMNA</w:t>
+      </w:r>
+    </w:p>
+    <w:p/>
+    <w:p>
+      <w:r>
+        <w:t>Os propongo investigar más la plataforma MAILCHIMP y crear</w:t>
+      </w:r>
+    </w:p>
+    <w:p>
+      <w:pPr>
+        <w:pStyle w:val="Prrafodelista"/>
+        <w:numPr>
+          <w:ilvl w:val="0"/>
+          <w:numId w:val="56"/>
+        </w:numPr>
+      </w:pPr>
+      <w:r>
+        <w:t>Página web de pruebas</w:t>
+      </w:r>
+    </w:p>
+    <w:p>
+      <w:pPr>
+        <w:pStyle w:val="Prrafodelista"/>
+        <w:numPr>
+          <w:ilvl w:val="0"/>
+          <w:numId w:val="56"/>
+        </w:numPr>
+      </w:pPr>
+      <w:r>
+        <w:t xml:space="preserve">Enviar algunos mails </w:t>
+      </w:r>
+      <w:proofErr w:type="gramStart"/>
+      <w:r>
+        <w:t>( A</w:t>
+      </w:r>
+      <w:proofErr w:type="gramEnd"/>
+      <w:r>
+        <w:t xml:space="preserve"> vosotros mismos)</w:t>
+      </w:r>
+    </w:p>
+    <w:p/>
+    <w:p/>
+    <w:p>
+      <w:r>
+        <w:drawing>
+          <wp:inline distT="0" distB="0" distL="0" distR="0" wp14:anchorId="30E5DF70" wp14:editId="7DB9968A">
+            <wp:extent cx="1806097" cy="4290432"/>
+            <wp:effectExtent l="0" t="0" r="3810" b="0"/>
+            <wp:docPr id="3" name="Imagen 3"/>
+            <wp:cNvGraphicFramePr>
+              <a:graphicFrameLocks xmlns:a="http://schemas.openxmlformats.org/drawingml/2006/main" noChangeAspect="1"/>
+            </wp:cNvGraphicFramePr>
+            <a:graphic xmlns:a="http://schemas.openxmlformats.org/drawingml/2006/main">
+              <a:graphicData uri="http://schemas.openxmlformats.org/drawingml/2006/picture">
+                <pic:pic xmlns:pic="http://schemas.openxmlformats.org/drawingml/2006/picture">
+                  <pic:nvPicPr>
+                    <pic:cNvPr id="1" name=""/>
+                    <pic:cNvPicPr/>
+                  </pic:nvPicPr>
+                  <pic:blipFill>
+                    <a:blip r:embed="rId11"/>
+                    <a:stretch>
+                      <a:fillRect/>
+                    </a:stretch>
+                  </pic:blipFill>
+                  <pic:spPr>
+                    <a:xfrm>
+                      <a:off x="0" y="0"/>
+                      <a:ext cx="1806097" cy="4290432"/>
+                    </a:xfrm>
+                    <a:prstGeom prst="rect">
+                      <a:avLst/>
+                    </a:prstGeom>
+                  </pic:spPr>
+                </pic:pic>
+              </a:graphicData>
+            </a:graphic>
+          </wp:inline>
+        </w:drawing>
+      </w:r>
+    </w:p>
+    <w:p/>
+    <w:p>
+      <w:r>
+        <w:t xml:space="preserve">14 dias gratis plan PRO </w:t>
+      </w:r>
+      <w:r>
+        <w:sym w:font="Wingdings" w:char="F0E0"/>
+      </w:r>
+      <w:r>
+        <w:t xml:space="preserve"> Podemos probar muchas cosas en 14 dias. Aprovechadlo esta semana y fin de semana</w:t>
+      </w:r>
+    </w:p>
+    <w:p/>
     <w:p/>
     <w:sectPr>
-      <w:headerReference w:type="default" r:id="rId10"/>
-      <w:footerReference w:type="default" r:id="rId11"/>
+      <w:headerReference w:type="default" r:id="rId12"/>
+      <w:footerReference w:type="default" r:id="rId13"/>
       <w:pgSz w:w="11906" w:h="16838"/>
       <w:pgMar w:top="1417" w:right="1701" w:bottom="1417" w:left="1701" w:header="708" w:footer="708" w:gutter="0"/>
       <w:cols w:space="708"/>
@@ -2353,6 +2565,119 @@
     </w:lvl>
   </w:abstractNum>
   <w:abstractNum w:abstractNumId="17" w15:restartNumberingAfterBreak="0">
+    <w:nsid w:val="25B82ECA"/>
+    <w:multiLevelType w:val="hybridMultilevel"/>
+    <w:tmpl w:val="E8083BA4"/>
+    <w:lvl w:ilvl="0" w:tplc="A0D20D42">
+      <w:start w:val="1"/>
+      <w:numFmt w:val="bullet"/>
+      <w:lvlText w:val="-"/>
+      <w:lvlJc w:val="left"/>
+      <w:pPr>
+        <w:ind w:left="720" w:hanging="360"/>
+      </w:pPr>
+      <w:rPr>
+        <w:rFonts w:ascii="Calibri" w:eastAsiaTheme="minorHAnsi" w:hAnsi="Calibri" w:cs="Calibri" w:hint="default"/>
+      </w:rPr>
+    </w:lvl>
+    <w:lvl w:ilvl="1" w:tplc="0C0A0003" w:tentative="1">
+      <w:start w:val="1"/>
+      <w:numFmt w:val="bullet"/>
+      <w:lvlText w:val="o"/>
+      <w:lvlJc w:val="left"/>
+      <w:pPr>
+        <w:ind w:left="1440" w:hanging="360"/>
+      </w:pPr>
+      <w:rPr>
+        <w:rFonts w:ascii="Courier New" w:hAnsi="Courier New" w:cs="Courier New" w:hint="default"/>
+      </w:rPr>
+    </w:lvl>
+    <w:lvl w:ilvl="2" w:tplc="0C0A0005" w:tentative="1">
+      <w:start w:val="1"/>
+      <w:numFmt w:val="bullet"/>
+      <w:lvlText w:val=""/>
+      <w:lvlJc w:val="left"/>
+      <w:pPr>
+        <w:ind w:left="2160" w:hanging="360"/>
+      </w:pPr>
+      <w:rPr>
+        <w:rFonts w:ascii="Wingdings" w:hAnsi="Wingdings" w:hint="default"/>
+      </w:rPr>
+    </w:lvl>
+    <w:lvl w:ilvl="3" w:tplc="0C0A0001" w:tentative="1">
+      <w:start w:val="1"/>
+      <w:numFmt w:val="bullet"/>
+      <w:lvlText w:val=""/>
+      <w:lvlJc w:val="left"/>
+      <w:pPr>
+        <w:ind w:left="2880" w:hanging="360"/>
+      </w:pPr>
+      <w:rPr>
+        <w:rFonts w:ascii="Symbol" w:hAnsi="Symbol" w:hint="default"/>
+      </w:rPr>
+    </w:lvl>
+    <w:lvl w:ilvl="4" w:tplc="0C0A0003" w:tentative="1">
+      <w:start w:val="1"/>
+      <w:numFmt w:val="bullet"/>
+      <w:lvlText w:val="o"/>
+      <w:lvlJc w:val="left"/>
+      <w:pPr>
+        <w:ind w:left="3600" w:hanging="360"/>
+      </w:pPr>
+      <w:rPr>
+        <w:rFonts w:ascii="Courier New" w:hAnsi="Courier New" w:cs="Courier New" w:hint="default"/>
+      </w:rPr>
+    </w:lvl>
+    <w:lvl w:ilvl="5" w:tplc="0C0A0005" w:tentative="1">
+      <w:start w:val="1"/>
+      <w:numFmt w:val="bullet"/>
+      <w:lvlText w:val=""/>
+      <w:lvlJc w:val="left"/>
+      <w:pPr>
+        <w:ind w:left="4320" w:hanging="360"/>
+      </w:pPr>
+      <w:rPr>
+        <w:rFonts w:ascii="Wingdings" w:hAnsi="Wingdings" w:hint="default"/>
+      </w:rPr>
+    </w:lvl>
+    <w:lvl w:ilvl="6" w:tplc="0C0A0001" w:tentative="1">
+      <w:start w:val="1"/>
+      <w:numFmt w:val="bullet"/>
+      <w:lvlText w:val=""/>
+      <w:lvlJc w:val="left"/>
+      <w:pPr>
+        <w:ind w:left="5040" w:hanging="360"/>
+      </w:pPr>
+      <w:rPr>
+        <w:rFonts w:ascii="Symbol" w:hAnsi="Symbol" w:hint="default"/>
+      </w:rPr>
+    </w:lvl>
+    <w:lvl w:ilvl="7" w:tplc="0C0A0003" w:tentative="1">
+      <w:start w:val="1"/>
+      <w:numFmt w:val="bullet"/>
+      <w:lvlText w:val="o"/>
+      <w:lvlJc w:val="left"/>
+      <w:pPr>
+        <w:ind w:left="5760" w:hanging="360"/>
+      </w:pPr>
+      <w:rPr>
+        <w:rFonts w:ascii="Courier New" w:hAnsi="Courier New" w:cs="Courier New" w:hint="default"/>
+      </w:rPr>
+    </w:lvl>
+    <w:lvl w:ilvl="8" w:tplc="0C0A0005" w:tentative="1">
+      <w:start w:val="1"/>
+      <w:numFmt w:val="bullet"/>
+      <w:lvlText w:val=""/>
+      <w:lvlJc w:val="left"/>
+      <w:pPr>
+        <w:ind w:left="6480" w:hanging="360"/>
+      </w:pPr>
+      <w:rPr>
+        <w:rFonts w:ascii="Wingdings" w:hAnsi="Wingdings" w:hint="default"/>
+      </w:rPr>
+    </w:lvl>
+  </w:abstractNum>
+  <w:abstractNum w:abstractNumId="18" w15:restartNumberingAfterBreak="0">
     <w:nsid w:val="279957DB"/>
     <w:multiLevelType w:val="multilevel"/>
     <w:tmpl w:val="5D60B472"/>
@@ -2501,7 +2826,7 @@
       </w:rPr>
     </w:lvl>
   </w:abstractNum>
-  <w:abstractNum w:abstractNumId="18" w15:restartNumberingAfterBreak="0">
+  <w:abstractNum w:abstractNumId="19" w15:restartNumberingAfterBreak="0">
     <w:nsid w:val="27CD2CC6"/>
     <w:multiLevelType w:val="multilevel"/>
     <w:tmpl w:val="CEFE8A7C"/>
@@ -2650,7 +2975,7 @@
       </w:rPr>
     </w:lvl>
   </w:abstractNum>
-  <w:abstractNum w:abstractNumId="19" w15:restartNumberingAfterBreak="0">
+  <w:abstractNum w:abstractNumId="20" w15:restartNumberingAfterBreak="0">
     <w:nsid w:val="28A27E44"/>
     <w:multiLevelType w:val="multilevel"/>
     <w:tmpl w:val="9190C5EE"/>
@@ -2799,7 +3124,7 @@
       </w:rPr>
     </w:lvl>
   </w:abstractNum>
-  <w:abstractNum w:abstractNumId="20" w15:restartNumberingAfterBreak="0">
+  <w:abstractNum w:abstractNumId="21" w15:restartNumberingAfterBreak="0">
     <w:nsid w:val="2D1A706F"/>
     <w:multiLevelType w:val="multilevel"/>
     <w:tmpl w:val="261ECF8C"/>
@@ -2912,7 +3237,7 @@
       </w:pPr>
     </w:lvl>
   </w:abstractNum>
-  <w:abstractNum w:abstractNumId="21" w15:restartNumberingAfterBreak="0">
+  <w:abstractNum w:abstractNumId="22" w15:restartNumberingAfterBreak="0">
     <w:nsid w:val="303D5A9D"/>
     <w:multiLevelType w:val="multilevel"/>
     <w:tmpl w:val="203AB75C"/>
@@ -3061,7 +3386,7 @@
       </w:rPr>
     </w:lvl>
   </w:abstractNum>
-  <w:abstractNum w:abstractNumId="22" w15:restartNumberingAfterBreak="0">
+  <w:abstractNum w:abstractNumId="23" w15:restartNumberingAfterBreak="0">
     <w:nsid w:val="30795963"/>
     <w:multiLevelType w:val="multilevel"/>
     <w:tmpl w:val="DFB84492"/>
@@ -3210,7 +3535,7 @@
       </w:rPr>
     </w:lvl>
   </w:abstractNum>
-  <w:abstractNum w:abstractNumId="23" w15:restartNumberingAfterBreak="0">
+  <w:abstractNum w:abstractNumId="24" w15:restartNumberingAfterBreak="0">
     <w:nsid w:val="31857FE0"/>
     <w:multiLevelType w:val="multilevel"/>
     <w:tmpl w:val="03B23734"/>
@@ -3359,7 +3684,7 @@
       </w:rPr>
     </w:lvl>
   </w:abstractNum>
-  <w:abstractNum w:abstractNumId="24" w15:restartNumberingAfterBreak="0">
+  <w:abstractNum w:abstractNumId="25" w15:restartNumberingAfterBreak="0">
     <w:nsid w:val="326A42B3"/>
     <w:multiLevelType w:val="multilevel"/>
     <w:tmpl w:val="084EF580"/>
@@ -3472,7 +3797,7 @@
       </w:pPr>
     </w:lvl>
   </w:abstractNum>
-  <w:abstractNum w:abstractNumId="25" w15:restartNumberingAfterBreak="0">
+  <w:abstractNum w:abstractNumId="26" w15:restartNumberingAfterBreak="0">
     <w:nsid w:val="362146DD"/>
     <w:multiLevelType w:val="multilevel"/>
     <w:tmpl w:val="B88EBC94"/>
@@ -3621,7 +3946,7 @@
       </w:rPr>
     </w:lvl>
   </w:abstractNum>
-  <w:abstractNum w:abstractNumId="26" w15:restartNumberingAfterBreak="0">
+  <w:abstractNum w:abstractNumId="27" w15:restartNumberingAfterBreak="0">
     <w:nsid w:val="3701648A"/>
     <w:multiLevelType w:val="multilevel"/>
     <w:tmpl w:val="AF1C59D4"/>
@@ -3770,7 +4095,7 @@
       </w:rPr>
     </w:lvl>
   </w:abstractNum>
-  <w:abstractNum w:abstractNumId="27" w15:restartNumberingAfterBreak="0">
+  <w:abstractNum w:abstractNumId="28" w15:restartNumberingAfterBreak="0">
     <w:nsid w:val="37840CAC"/>
     <w:multiLevelType w:val="hybridMultilevel"/>
     <w:tmpl w:val="8A10218E"/>
@@ -3859,7 +4184,7 @@
       </w:pPr>
     </w:lvl>
   </w:abstractNum>
-  <w:abstractNum w:abstractNumId="28" w15:restartNumberingAfterBreak="0">
+  <w:abstractNum w:abstractNumId="29" w15:restartNumberingAfterBreak="0">
     <w:nsid w:val="38D74F3E"/>
     <w:multiLevelType w:val="multilevel"/>
     <w:tmpl w:val="AC26D524"/>
@@ -4008,7 +4333,7 @@
       </w:rPr>
     </w:lvl>
   </w:abstractNum>
-  <w:abstractNum w:abstractNumId="29" w15:restartNumberingAfterBreak="0">
+  <w:abstractNum w:abstractNumId="30" w15:restartNumberingAfterBreak="0">
     <w:nsid w:val="3CCC0FA7"/>
     <w:multiLevelType w:val="multilevel"/>
     <w:tmpl w:val="7C9CD94C"/>
@@ -4157,7 +4482,7 @@
       </w:rPr>
     </w:lvl>
   </w:abstractNum>
-  <w:abstractNum w:abstractNumId="30" w15:restartNumberingAfterBreak="0">
+  <w:abstractNum w:abstractNumId="31" w15:restartNumberingAfterBreak="0">
     <w:nsid w:val="3D5070BA"/>
     <w:multiLevelType w:val="multilevel"/>
     <w:tmpl w:val="B290E612"/>
@@ -4306,7 +4631,7 @@
       </w:rPr>
     </w:lvl>
   </w:abstractNum>
-  <w:abstractNum w:abstractNumId="31" w15:restartNumberingAfterBreak="0">
+  <w:abstractNum w:abstractNumId="32" w15:restartNumberingAfterBreak="0">
     <w:nsid w:val="3D872830"/>
     <w:multiLevelType w:val="hybridMultilevel"/>
     <w:tmpl w:val="3EACD17A"/>
@@ -4392,7 +4717,7 @@
       </w:pPr>
     </w:lvl>
   </w:abstractNum>
-  <w:abstractNum w:abstractNumId="32" w15:restartNumberingAfterBreak="0">
+  <w:abstractNum w:abstractNumId="33" w15:restartNumberingAfterBreak="0">
     <w:nsid w:val="466A0D38"/>
     <w:multiLevelType w:val="multilevel"/>
     <w:tmpl w:val="84AA04D6"/>
@@ -4505,7 +4830,7 @@
       </w:pPr>
     </w:lvl>
   </w:abstractNum>
-  <w:abstractNum w:abstractNumId="33" w15:restartNumberingAfterBreak="0">
+  <w:abstractNum w:abstractNumId="34" w15:restartNumberingAfterBreak="0">
     <w:nsid w:val="47166873"/>
     <w:multiLevelType w:val="multilevel"/>
     <w:tmpl w:val="C630A28A"/>
@@ -4654,7 +4979,7 @@
       </w:rPr>
     </w:lvl>
   </w:abstractNum>
-  <w:abstractNum w:abstractNumId="34" w15:restartNumberingAfterBreak="0">
+  <w:abstractNum w:abstractNumId="35" w15:restartNumberingAfterBreak="0">
     <w:nsid w:val="4B7B70B1"/>
     <w:multiLevelType w:val="multilevel"/>
     <w:tmpl w:val="21369C1A"/>
@@ -4767,7 +5092,7 @@
       </w:pPr>
     </w:lvl>
   </w:abstractNum>
-  <w:abstractNum w:abstractNumId="35" w15:restartNumberingAfterBreak="0">
+  <w:abstractNum w:abstractNumId="36" w15:restartNumberingAfterBreak="0">
     <w:nsid w:val="504A6A67"/>
     <w:multiLevelType w:val="multilevel"/>
     <w:tmpl w:val="738655F2"/>
@@ -4916,7 +5241,7 @@
       </w:rPr>
     </w:lvl>
   </w:abstractNum>
-  <w:abstractNum w:abstractNumId="36" w15:restartNumberingAfterBreak="0">
+  <w:abstractNum w:abstractNumId="37" w15:restartNumberingAfterBreak="0">
     <w:nsid w:val="51130609"/>
     <w:multiLevelType w:val="hybridMultilevel"/>
     <w:tmpl w:val="04709A4A"/>
@@ -5028,7 +5353,7 @@
       </w:rPr>
     </w:lvl>
   </w:abstractNum>
-  <w:abstractNum w:abstractNumId="37" w15:restartNumberingAfterBreak="0">
+  <w:abstractNum w:abstractNumId="38" w15:restartNumberingAfterBreak="0">
     <w:nsid w:val="556C57E8"/>
     <w:multiLevelType w:val="hybridMultilevel"/>
     <w:tmpl w:val="3EACD17A"/>
@@ -5114,7 +5439,7 @@
       </w:pPr>
     </w:lvl>
   </w:abstractNum>
-  <w:abstractNum w:abstractNumId="38" w15:restartNumberingAfterBreak="0">
+  <w:abstractNum w:abstractNumId="39" w15:restartNumberingAfterBreak="0">
     <w:nsid w:val="57DE1980"/>
     <w:multiLevelType w:val="hybridMultilevel"/>
     <w:tmpl w:val="62061278"/>
@@ -5203,7 +5528,7 @@
       </w:pPr>
     </w:lvl>
   </w:abstractNum>
-  <w:abstractNum w:abstractNumId="39" w15:restartNumberingAfterBreak="0">
+  <w:abstractNum w:abstractNumId="40" w15:restartNumberingAfterBreak="0">
     <w:nsid w:val="5845125F"/>
     <w:multiLevelType w:val="multilevel"/>
     <w:tmpl w:val="DC007BF8"/>
@@ -5352,7 +5677,7 @@
       </w:rPr>
     </w:lvl>
   </w:abstractNum>
-  <w:abstractNum w:abstractNumId="40" w15:restartNumberingAfterBreak="0">
+  <w:abstractNum w:abstractNumId="41" w15:restartNumberingAfterBreak="0">
     <w:nsid w:val="58DB110F"/>
     <w:multiLevelType w:val="hybridMultilevel"/>
     <w:tmpl w:val="7C9CD978"/>
@@ -5441,7 +5766,7 @@
       </w:pPr>
     </w:lvl>
   </w:abstractNum>
-  <w:abstractNum w:abstractNumId="41" w15:restartNumberingAfterBreak="0">
+  <w:abstractNum w:abstractNumId="42" w15:restartNumberingAfterBreak="0">
     <w:nsid w:val="5B035069"/>
     <w:multiLevelType w:val="multilevel"/>
     <w:tmpl w:val="1FCC28F6"/>
@@ -5554,7 +5879,7 @@
       </w:pPr>
     </w:lvl>
   </w:abstractNum>
-  <w:abstractNum w:abstractNumId="42" w15:restartNumberingAfterBreak="0">
+  <w:abstractNum w:abstractNumId="43" w15:restartNumberingAfterBreak="0">
     <w:nsid w:val="5D027038"/>
     <w:multiLevelType w:val="multilevel"/>
     <w:tmpl w:val="BDFCFF32"/>
@@ -5703,7 +6028,7 @@
       </w:rPr>
     </w:lvl>
   </w:abstractNum>
-  <w:abstractNum w:abstractNumId="43" w15:restartNumberingAfterBreak="0">
+  <w:abstractNum w:abstractNumId="44" w15:restartNumberingAfterBreak="0">
     <w:nsid w:val="5EFA653E"/>
     <w:multiLevelType w:val="multilevel"/>
     <w:tmpl w:val="95288624"/>
@@ -5852,7 +6177,7 @@
       </w:rPr>
     </w:lvl>
   </w:abstractNum>
-  <w:abstractNum w:abstractNumId="44" w15:restartNumberingAfterBreak="0">
+  <w:abstractNum w:abstractNumId="45" w15:restartNumberingAfterBreak="0">
     <w:nsid w:val="60CE12A5"/>
     <w:multiLevelType w:val="multilevel"/>
     <w:tmpl w:val="0AAA68F2"/>
@@ -6001,7 +6326,7 @@
       </w:rPr>
     </w:lvl>
   </w:abstractNum>
-  <w:abstractNum w:abstractNumId="45" w15:restartNumberingAfterBreak="0">
+  <w:abstractNum w:abstractNumId="46" w15:restartNumberingAfterBreak="0">
     <w:nsid w:val="64EA222F"/>
     <w:multiLevelType w:val="multilevel"/>
     <w:tmpl w:val="567A12F6"/>
@@ -6114,7 +6439,7 @@
       </w:pPr>
     </w:lvl>
   </w:abstractNum>
-  <w:abstractNum w:abstractNumId="46" w15:restartNumberingAfterBreak="0">
+  <w:abstractNum w:abstractNumId="47" w15:restartNumberingAfterBreak="0">
     <w:nsid w:val="6589085C"/>
     <w:multiLevelType w:val="multilevel"/>
     <w:tmpl w:val="C70488FA"/>
@@ -6227,7 +6552,7 @@
       </w:pPr>
     </w:lvl>
   </w:abstractNum>
-  <w:abstractNum w:abstractNumId="47" w15:restartNumberingAfterBreak="0">
+  <w:abstractNum w:abstractNumId="48" w15:restartNumberingAfterBreak="0">
     <w:nsid w:val="66692794"/>
     <w:multiLevelType w:val="multilevel"/>
     <w:tmpl w:val="2E32A0D0"/>
@@ -6376,7 +6701,7 @@
       </w:rPr>
     </w:lvl>
   </w:abstractNum>
-  <w:abstractNum w:abstractNumId="48" w15:restartNumberingAfterBreak="0">
+  <w:abstractNum w:abstractNumId="49" w15:restartNumberingAfterBreak="0">
     <w:nsid w:val="67626C42"/>
     <w:multiLevelType w:val="hybridMultilevel"/>
     <w:tmpl w:val="AC98C8D2"/>
@@ -6465,7 +6790,7 @@
       </w:pPr>
     </w:lvl>
   </w:abstractNum>
-  <w:abstractNum w:abstractNumId="49" w15:restartNumberingAfterBreak="0">
+  <w:abstractNum w:abstractNumId="50" w15:restartNumberingAfterBreak="0">
     <w:nsid w:val="6D180F06"/>
     <w:multiLevelType w:val="multilevel"/>
     <w:tmpl w:val="21AE7D80"/>
@@ -6614,7 +6939,7 @@
       </w:rPr>
     </w:lvl>
   </w:abstractNum>
-  <w:abstractNum w:abstractNumId="50" w15:restartNumberingAfterBreak="0">
+  <w:abstractNum w:abstractNumId="51" w15:restartNumberingAfterBreak="0">
     <w:nsid w:val="6D2D13B0"/>
     <w:multiLevelType w:val="multilevel"/>
     <w:tmpl w:val="DE806766"/>
@@ -6727,7 +7052,7 @@
       </w:pPr>
     </w:lvl>
   </w:abstractNum>
-  <w:abstractNum w:abstractNumId="51" w15:restartNumberingAfterBreak="0">
+  <w:abstractNum w:abstractNumId="52" w15:restartNumberingAfterBreak="0">
     <w:nsid w:val="6DB5131D"/>
     <w:multiLevelType w:val="multilevel"/>
     <w:tmpl w:val="0916EEEE"/>
@@ -6876,7 +7201,7 @@
       </w:rPr>
     </w:lvl>
   </w:abstractNum>
-  <w:abstractNum w:abstractNumId="52" w15:restartNumberingAfterBreak="0">
+  <w:abstractNum w:abstractNumId="53" w15:restartNumberingAfterBreak="0">
     <w:nsid w:val="77DE43A5"/>
     <w:multiLevelType w:val="multilevel"/>
     <w:tmpl w:val="8B665084"/>
@@ -7025,7 +7350,7 @@
       </w:rPr>
     </w:lvl>
   </w:abstractNum>
-  <w:abstractNum w:abstractNumId="53" w15:restartNumberingAfterBreak="0">
+  <w:abstractNum w:abstractNumId="54" w15:restartNumberingAfterBreak="0">
     <w:nsid w:val="7B7A3F3F"/>
     <w:multiLevelType w:val="multilevel"/>
     <w:tmpl w:val="0E48660A"/>
@@ -7174,7 +7499,7 @@
       </w:rPr>
     </w:lvl>
   </w:abstractNum>
-  <w:abstractNum w:abstractNumId="54" w15:restartNumberingAfterBreak="0">
+  <w:abstractNum w:abstractNumId="55" w15:restartNumberingAfterBreak="0">
     <w:nsid w:val="7D2E1177"/>
     <w:multiLevelType w:val="multilevel"/>
     <w:tmpl w:val="5BC616FE"/>
@@ -7324,34 +7649,34 @@
     </w:lvl>
   </w:abstractNum>
   <w:num w:numId="1" w16cid:durableId="746617020">
-    <w:abstractNumId w:val="29"/>
+    <w:abstractNumId w:val="30"/>
   </w:num>
   <w:num w:numId="2" w16cid:durableId="194001565">
     <w:abstractNumId w:val="7"/>
   </w:num>
   <w:num w:numId="3" w16cid:durableId="1691445446">
-    <w:abstractNumId w:val="21"/>
+    <w:abstractNumId w:val="22"/>
   </w:num>
   <w:num w:numId="4" w16cid:durableId="1757020376">
-    <w:abstractNumId w:val="45"/>
+    <w:abstractNumId w:val="46"/>
   </w:num>
   <w:num w:numId="5" w16cid:durableId="1209872843">
-    <w:abstractNumId w:val="49"/>
+    <w:abstractNumId w:val="50"/>
   </w:num>
   <w:num w:numId="6" w16cid:durableId="1099179704">
-    <w:abstractNumId w:val="26"/>
+    <w:abstractNumId w:val="27"/>
   </w:num>
   <w:num w:numId="7" w16cid:durableId="333187184">
-    <w:abstractNumId w:val="35"/>
+    <w:abstractNumId w:val="36"/>
   </w:num>
   <w:num w:numId="8" w16cid:durableId="1507591465">
-    <w:abstractNumId w:val="27"/>
+    <w:abstractNumId w:val="28"/>
   </w:num>
   <w:num w:numId="9" w16cid:durableId="1374580156">
-    <w:abstractNumId w:val="28"/>
+    <w:abstractNumId w:val="29"/>
   </w:num>
   <w:num w:numId="10" w16cid:durableId="551501478">
-    <w:abstractNumId w:val="22"/>
+    <w:abstractNumId w:val="23"/>
   </w:num>
   <w:num w:numId="11" w16cid:durableId="147021471">
     <w:abstractNumId w:val="1"/>
@@ -7360,7 +7685,7 @@
     <w:abstractNumId w:val="0"/>
   </w:num>
   <w:num w:numId="13" w16cid:durableId="627393822">
-    <w:abstractNumId w:val="48"/>
+    <w:abstractNumId w:val="49"/>
   </w:num>
   <w:num w:numId="14" w16cid:durableId="773862833">
     <w:abstractNumId w:val="13"/>
@@ -7369,40 +7694,40 @@
     <w:abstractNumId w:val="12"/>
   </w:num>
   <w:num w:numId="16" w16cid:durableId="1826819945">
-    <w:abstractNumId w:val="30"/>
+    <w:abstractNumId w:val="31"/>
   </w:num>
   <w:num w:numId="17" w16cid:durableId="857276534">
-    <w:abstractNumId w:val="46"/>
+    <w:abstractNumId w:val="47"/>
   </w:num>
   <w:num w:numId="18" w16cid:durableId="997417668">
-    <w:abstractNumId w:val="43"/>
+    <w:abstractNumId w:val="44"/>
   </w:num>
   <w:num w:numId="19" w16cid:durableId="1821264701">
-    <w:abstractNumId w:val="24"/>
+    <w:abstractNumId w:val="25"/>
   </w:num>
   <w:num w:numId="20" w16cid:durableId="112864222">
     <w:abstractNumId w:val="16"/>
   </w:num>
   <w:num w:numId="21" w16cid:durableId="1780835155">
-    <w:abstractNumId w:val="20"/>
+    <w:abstractNumId w:val="21"/>
   </w:num>
   <w:num w:numId="22" w16cid:durableId="747075772">
-    <w:abstractNumId w:val="18"/>
+    <w:abstractNumId w:val="19"/>
   </w:num>
   <w:num w:numId="23" w16cid:durableId="332954173">
     <w:abstractNumId w:val="4"/>
   </w:num>
   <w:num w:numId="24" w16cid:durableId="1833401696">
-    <w:abstractNumId w:val="41"/>
+    <w:abstractNumId w:val="42"/>
   </w:num>
   <w:num w:numId="25" w16cid:durableId="1481996934">
     <w:abstractNumId w:val="8"/>
   </w:num>
   <w:num w:numId="26" w16cid:durableId="83455960">
-    <w:abstractNumId w:val="34"/>
+    <w:abstractNumId w:val="35"/>
   </w:num>
   <w:num w:numId="27" w16cid:durableId="929311790">
-    <w:abstractNumId w:val="54"/>
+    <w:abstractNumId w:val="55"/>
   </w:num>
   <w:num w:numId="28" w16cid:durableId="913129011">
     <w:abstractNumId w:val="10"/>
@@ -7414,46 +7739,46 @@
     <w:abstractNumId w:val="2"/>
   </w:num>
   <w:num w:numId="31" w16cid:durableId="140732686">
-    <w:abstractNumId w:val="23"/>
+    <w:abstractNumId w:val="24"/>
   </w:num>
   <w:num w:numId="32" w16cid:durableId="2063942562">
     <w:abstractNumId w:val="11"/>
   </w:num>
   <w:num w:numId="33" w16cid:durableId="313068793">
-    <w:abstractNumId w:val="50"/>
+    <w:abstractNumId w:val="51"/>
   </w:num>
   <w:num w:numId="34" w16cid:durableId="1946690880">
-    <w:abstractNumId w:val="38"/>
+    <w:abstractNumId w:val="39"/>
   </w:num>
   <w:num w:numId="35" w16cid:durableId="1804301078">
     <w:abstractNumId w:val="6"/>
   </w:num>
   <w:num w:numId="36" w16cid:durableId="2029674830">
-    <w:abstractNumId w:val="40"/>
+    <w:abstractNumId w:val="41"/>
   </w:num>
   <w:num w:numId="37" w16cid:durableId="1990867359">
-    <w:abstractNumId w:val="37"/>
+    <w:abstractNumId w:val="38"/>
   </w:num>
   <w:num w:numId="38" w16cid:durableId="226113478">
-    <w:abstractNumId w:val="17"/>
+    <w:abstractNumId w:val="18"/>
   </w:num>
   <w:num w:numId="39" w16cid:durableId="1972204325">
-    <w:abstractNumId w:val="31"/>
+    <w:abstractNumId w:val="32"/>
   </w:num>
   <w:num w:numId="40" w16cid:durableId="10031585">
-    <w:abstractNumId w:val="53"/>
+    <w:abstractNumId w:val="54"/>
   </w:num>
   <w:num w:numId="41" w16cid:durableId="2005425415">
-    <w:abstractNumId w:val="33"/>
+    <w:abstractNumId w:val="34"/>
   </w:num>
   <w:num w:numId="42" w16cid:durableId="1433821032">
     <w:abstractNumId w:val="5"/>
   </w:num>
   <w:num w:numId="43" w16cid:durableId="1516454794">
-    <w:abstractNumId w:val="19"/>
+    <w:abstractNumId w:val="20"/>
   </w:num>
   <w:num w:numId="44" w16cid:durableId="465398550">
-    <w:abstractNumId w:val="36"/>
+    <w:abstractNumId w:val="37"/>
   </w:num>
   <w:num w:numId="45" w16cid:durableId="1720737746">
     <w:abstractNumId w:val="9"/>
@@ -7462,31 +7787,34 @@
     <w:abstractNumId w:val="15"/>
   </w:num>
   <w:num w:numId="47" w16cid:durableId="1776972350">
-    <w:abstractNumId w:val="47"/>
+    <w:abstractNumId w:val="48"/>
   </w:num>
   <w:num w:numId="48" w16cid:durableId="824902304">
     <w:abstractNumId w:val="3"/>
   </w:num>
   <w:num w:numId="49" w16cid:durableId="751706089">
+    <w:abstractNumId w:val="53"/>
+  </w:num>
+  <w:num w:numId="50" w16cid:durableId="1655644960">
+    <w:abstractNumId w:val="33"/>
+  </w:num>
+  <w:num w:numId="51" w16cid:durableId="218253008">
+    <w:abstractNumId w:val="26"/>
+  </w:num>
+  <w:num w:numId="52" w16cid:durableId="1393770318">
+    <w:abstractNumId w:val="43"/>
+  </w:num>
+  <w:num w:numId="53" w16cid:durableId="1563297734">
     <w:abstractNumId w:val="52"/>
   </w:num>
-  <w:num w:numId="50" w16cid:durableId="1655644960">
-    <w:abstractNumId w:val="32"/>
-  </w:num>
-  <w:num w:numId="51" w16cid:durableId="218253008">
-    <w:abstractNumId w:val="25"/>
-  </w:num>
-  <w:num w:numId="52" w16cid:durableId="1393770318">
-    <w:abstractNumId w:val="42"/>
-  </w:num>
-  <w:num w:numId="53" w16cid:durableId="1563297734">
-    <w:abstractNumId w:val="51"/>
-  </w:num>
   <w:num w:numId="54" w16cid:durableId="865676483">
-    <w:abstractNumId w:val="39"/>
+    <w:abstractNumId w:val="40"/>
   </w:num>
   <w:num w:numId="55" w16cid:durableId="1003897035">
-    <w:abstractNumId w:val="44"/>
+    <w:abstractNumId w:val="45"/>
+  </w:num>
+  <w:num w:numId="56" w16cid:durableId="147090377">
+    <w:abstractNumId w:val="17"/>
   </w:num>
 </w:numbering>
 </file>
@@ -7985,6 +8313,7 @@
   <w:style w:type="character" w:default="1" w:styleId="Fuentedeprrafopredeter">
     <w:name w:val="Default Paragraph Font"/>
     <w:uiPriority w:val="1"/>
+    <w:semiHidden/>
     <w:unhideWhenUsed/>
   </w:style>
   <w:style w:type="table" w:default="1" w:styleId="Tablanormal">
